--- a/1labaOP/Lab1_algorit.docx
+++ b/1labaOP/Lab1_algorit.docx
@@ -98,6 +98,10 @@
       <w:pPr>
         <w:spacing w:before="2600"/>
         <w:jc w:val="right"/>
+        <w:rPr>
+          <w:rFonts w:hint="default"/>
+          <w:lang w:val="uk-UA"/>
+        </w:rPr>
       </w:pPr>
       <w:r>
         <w:rPr>
@@ -105,7 +109,16 @@
           <w:sz w:val="28"/>
           <w:szCs w:val="26"/>
         </w:rPr>
-        <w:t>Виконала</w:t>
+        <w:t>Викона</w:t>
+      </w:r>
+      <w:r>
+        <w:rPr>
+          <w:rFonts w:ascii="Times New Roman" w:hAnsi="Times New Roman" w:eastAsia="Times New Roman" w:cs="Times New Roman"/>
+          <w:sz w:val="28"/>
+          <w:szCs w:val="26"/>
+          <w:lang w:val="uk-UA"/>
+        </w:rPr>
+        <w:t>в</w:t>
       </w:r>
     </w:p>
     <w:p>
@@ -118,17 +131,7 @@
           <w:sz w:val="28"/>
           <w:szCs w:val="26"/>
         </w:rPr>
-        <w:t>студент</w:t>
-      </w:r>
-      <w:bookmarkStart w:id="0" w:name="_GoBack"/>
-      <w:bookmarkEnd w:id="0"/>
-      <w:r>
-        <w:rPr>
-          <w:rFonts w:ascii="Times New Roman" w:hAnsi="Times New Roman" w:eastAsia="Times New Roman" w:cs="Times New Roman"/>
-          <w:sz w:val="28"/>
-          <w:szCs w:val="26"/>
-        </w:rPr>
-        <w:t xml:space="preserve"> ФЕП-13</w:t>
+        <w:t>студент ФЕП-13</w:t>
       </w:r>
     </w:p>
     <w:p>
@@ -170,30 +173,22 @@
         <w:wordWrap w:val="0"/>
         <w:jc w:val="right"/>
         <w:rPr>
+          <w:rFonts w:hint="default" w:ascii="Times New Roman" w:hAnsi="Times New Roman" w:eastAsia="Times New Roman" w:cs="Times New Roman"/>
+          <w:sz w:val="28"/>
+          <w:szCs w:val="26"/>
+          <w:lang w:val="en-US"/>
+        </w:rPr>
+      </w:pPr>
+      <w:r>
+        <w:rPr>
           <w:rFonts w:ascii="Times New Roman" w:hAnsi="Times New Roman" w:eastAsia="Times New Roman" w:cs="Times New Roman"/>
           <w:sz w:val="28"/>
           <w:szCs w:val="26"/>
         </w:rPr>
-      </w:pPr>
-      <w:r>
-        <w:rPr>
-          <w:rFonts w:ascii="Times New Roman" w:hAnsi="Times New Roman" w:eastAsia="Times New Roman" w:cs="Times New Roman"/>
-          <w:sz w:val="28"/>
-          <w:szCs w:val="26"/>
-        </w:rPr>
         <w:t>ас. Васюта В.М.</w:t>
       </w:r>
-    </w:p>
-    <w:p>
-      <w:pPr>
-        <w:wordWrap/>
-        <w:jc w:val="right"/>
-        <w:rPr>
-          <w:rFonts w:ascii="Times New Roman" w:hAnsi="Times New Roman" w:eastAsia="Times New Roman" w:cs="Times New Roman"/>
-          <w:sz w:val="28"/>
-          <w:szCs w:val="26"/>
-        </w:rPr>
-      </w:pPr>
+      <w:bookmarkStart w:id="0" w:name="_GoBack"/>
+      <w:bookmarkEnd w:id="0"/>
     </w:p>
     <w:p>
       <w:pPr>
@@ -1002,6 +997,7 @@
     <w:link w:val="13"/>
     <w:semiHidden/>
     <w:unhideWhenUsed/>
+    <w:qFormat/>
     <w:uiPriority w:val="99"/>
     <w:rPr>
       <w:sz w:val="20"/>
